--- a/book/word/Ch32 - The Firepit.docx
+++ b/book/word/Ch32 - The Firepit.docx
@@ -2,13 +2,13 @@
 <file path=word/document.xml><?xml version="1.0" encoding="utf-8"?>
 <w:document xmlns:w="http://schemas.openxmlformats.org/wordprocessingml/2006/main" xmlns:m="http://schemas.openxmlformats.org/officeDocument/2006/math" xmlns:r="http://schemas.openxmlformats.org/officeDocument/2006/relationships" xmlns:o="urn:schemas-microsoft-com:office:office" xmlns:v="urn:schemas-microsoft-com:vml" xmlns:w10="urn:schemas-microsoft-com:office:word" xmlns:a="http://schemas.openxmlformats.org/drawingml/2006/main" xmlns:pic="http://schemas.openxmlformats.org/drawingml/2006/picture" xmlns:wp="http://schemas.openxmlformats.org/drawingml/2006/wordprocessingDrawing">
   <w:body>
-    <w:bookmarkStart w:id="25" w:name="chapter-32-the-firepit"/>
+    <w:bookmarkStart w:id="25" w:name="chapter-32---the-firepit"/>
     <w:p>
       <w:pPr>
         <w:pStyle w:val="Heading1"/>
       </w:pPr>
       <w:r>
-        <w:t xml:space="preserve">Chapter 32 — The Firepit</w:t>
+        <w:t xml:space="preserve">Chapter 32 - The Firepit</w:t>
       </w:r>
     </w:p>
     <w:p>
@@ -170,7 +170,7 @@
         <w:t xml:space="preserve"> </w:t>
       </w:r>
       <w:r>
-        <w:t xml:space="preserve">aired his grievances about the roommate — and then said</w:t>
+        <w:t xml:space="preserve">aired his grievances about the roommate, and then said</w:t>
       </w:r>
       <w:r>
         <w:t xml:space="preserve"> </w:t>
@@ -288,7 +288,7 @@
         <w:t xml:space="preserve"> </w:t>
       </w:r>
       <w:r>
-        <w:t xml:space="preserve">opened a two-track investigation: a wiretap on Mack’s phone — and a Mr. Big</w:t>
+        <w:t xml:space="preserve">opened a two-track investigation: a wiretap on Mack’s phone, and a Mr. Big</w:t>
       </w:r>
       <w:r>
         <w:t xml:space="preserve"> </w:t>
@@ -347,7 +347,7 @@
         <w:t xml:space="preserve"> </w:t>
       </w:r>
       <w:r>
-        <w:t xml:space="preserve">volunteering about his missing roommate — as far as he was concerned, Levoir</w:t>
+        <w:t xml:space="preserve">volunteering about his missing roommate; as far as he was concerned, Levoir</w:t>
       </w:r>
       <w:r>
         <w:t xml:space="preserve"> </w:t>
@@ -403,7 +403,7 @@
         <w:t xml:space="preserve"> </w:t>
       </w:r>
       <w:r>
-        <w:t xml:space="preserve">the hotel, Ben opened it — $30,000 in cash. Ben spun stories of the</w:t>
+        <w:t xml:space="preserve">the hotel, Ben opened it. Inside: $30,000 in cash. Ben spun stories of the</w:t>
       </w:r>
       <w:r>
         <w:t xml:space="preserve"> </w:t>
@@ -519,13 +519,13 @@
         <w:t xml:space="preserve"> </w:t>
       </w:r>
       <w:r>
-        <w:t xml:space="preserve">himself. The boss raised the missing roommate directly. And Mack — offered the</w:t>
-      </w:r>
-      <w:r>
-        <w:t xml:space="preserve"> </w:t>
-      </w:r>
-      <w:r>
-        <w:t xml:space="preserve">chance to buy his way up the organization with the truth —</w:t>
+        <w:t xml:space="preserve">himself. The boss raised the missing roommate directly. And Mack, offered the</w:t>
+      </w:r>
+      <w:r>
+        <w:t xml:space="preserve"> </w:t>
+      </w:r>
+      <w:r>
+        <w:t xml:space="preserve">chance to buy his way up the organization with the truth,</w:t>
       </w:r>
       <w:r>
         <w:t xml:space="preserve"> </w:t>
@@ -636,7 +636,7 @@
         <w:t xml:space="preserve"> </w:t>
       </w:r>
       <w:r>
-        <w:t xml:space="preserve">roommate was killed. This time Mack agreed — and then told Ben everything.</w:t>
+        <w:t xml:space="preserve">roommate was killed. This time Mack agreed, and then told Ben everything.</w:t>
       </w:r>
       <w:r>
         <w:t xml:space="preserve"> </w:t>
@@ -666,7 +666,7 @@
         <w:t xml:space="preserve"> </w:t>
       </w:r>
       <w:r>
-        <w:t xml:space="preserve">him five times with a .223 rifle — four in the chest, one in the back. There</w:t>
+        <w:t xml:space="preserve">him five times with a .223 rifle; four in the chest, one in the back. There</w:t>
       </w:r>
       <w:r>
         <w:t xml:space="preserve"> </w:t>
@@ -749,7 +749,7 @@
         <w:t xml:space="preserve">“</w:t>
       </w:r>
       <w:r>
-        <w:t xml:space="preserve">really hoped</w:t>
+        <w:t xml:space="preserve">really hope[d]</w:t>
       </w:r>
       <w:r>
         <w:t xml:space="preserve">”</w:t>
@@ -766,7 +766,7 @@
         <w:pStyle w:val="BodyText"/>
       </w:pPr>
       <w:r>
-        <w:t xml:space="preserve">And Mack changed his mind again — and drove the undercover officer to a</w:t>
+        <w:t xml:space="preserve">And Mack changed his mind again, and drove the undercover officer to a</w:t>
       </w:r>
       <w:r>
         <w:t xml:space="preserve"> </w:t>
@@ -828,13 +828,13 @@
         <w:t xml:space="preserve"> </w:t>
       </w:r>
       <w:r>
-        <w:t xml:space="preserve">personally pointed out, fragments of bone and teeth — identified as Robert</w:t>
-      </w:r>
-      <w:r>
-        <w:t xml:space="preserve"> </w:t>
-      </w:r>
-      <w:r>
-        <w:t xml:space="preserve">Levoir — and shell casings. The casings had been fired by a rifle recovered</w:t>
+        <w:t xml:space="preserve">personally pointed out, fragments of bone and teeth, identified as Robert</w:t>
+      </w:r>
+      <w:r>
+        <w:t xml:space="preserve"> </w:t>
+      </w:r>
+      <w:r>
+        <w:t xml:space="preserve">Levoir, and shell casings. The casings had been fired by a rifle recovered</w:t>
       </w:r>
       <w:r>
         <w:t xml:space="preserve"> </w:t>
@@ -866,7 +866,7 @@
         <w:pStyle w:val="FirstParagraph"/>
       </w:pPr>
       <w:r>
-        <w:t xml:space="preserve">Mack was convicted of first-degree murder, and in September 2014 — the same</w:t>
+        <w:t xml:space="preserve">Mack was convicted of first-degree murder, and in September 2014, the same</w:t>
       </w:r>
       <w:r>
         <w:t xml:space="preserve"> </w:t>
@@ -888,7 +888,7 @@
         <w:t xml:space="preserve"> </w:t>
       </w:r>
       <w:r>
-        <w:t xml:space="preserve">(Chapter 31) —</w:t>
+        <w:t xml:space="preserve">(Chapter 31),</w:t>
       </w:r>
       <w:r>
         <w:t xml:space="preserve"> </w:t>
@@ -949,13 +949,13 @@
         <w:t xml:space="preserve">produced</w:t>
       </w:r>
       <w:r>
-        <w:t xml:space="preserve">. Mack’s inducements were modest — about $5,000 over</w:t>
-      </w:r>
-      <w:r>
-        <w:t xml:space="preserve"> </w:t>
-      </w:r>
-      <w:r>
-        <w:t xml:space="preserve">30 scenarios, no threats, no staged violence directed at him; and the proof</w:t>
+        <w:t xml:space="preserve">. Mack’s inducements were modest; about $5,000 over</w:t>
+      </w:r>
+      <w:r>
+        <w:t xml:space="preserve"> </w:t>
+      </w:r>
+      <w:r>
+        <w:t xml:space="preserve">30 scenarios, no threats, no staged violence directed at him. And the proof</w:t>
       </w:r>
       <w:r>
         <w:t xml:space="preserve"> </w:t>
@@ -995,7 +995,7 @@
         <w:t xml:space="preserve"> </w:t>
       </w:r>
       <w:r>
-        <w:t xml:space="preserve">killer could point to, salted with casings from his own rifle — and it matched</w:t>
+        <w:t xml:space="preserve">killer could point to, salted with casings from his own rifle, and it matched</w:t>
       </w:r>
       <w:r>
         <w:t xml:space="preserve"> </w:t>
@@ -1039,13 +1039,13 @@
         <w:t xml:space="preserve"> </w:t>
       </w:r>
       <w:r>
-        <w:t xml:space="preserve">The Court disagreed — the confessions were made to people Mack chose to speak</w:t>
-      </w:r>
-      <w:r>
-        <w:t xml:space="preserve"> </w:t>
-      </w:r>
-      <w:r>
-        <w:t xml:space="preserve">to, not harvested off the tapped line — and the evidence stood.</w:t>
+        <w:t xml:space="preserve">The Court disagreed; the confessions were made to people Mack chose to speak</w:t>
+      </w:r>
+      <w:r>
+        <w:t xml:space="preserve"> </w:t>
+      </w:r>
+      <w:r>
+        <w:t xml:space="preserve">to, not harvested off the tapped line, and the evidence stood.</w:t>
       </w:r>
     </w:p>
     <w:bookmarkEnd w:id="22"/>
@@ -1063,7 +1063,7 @@
         <w:pStyle w:val="FirstParagraph"/>
       </w:pPr>
       <w:r>
-        <w:t xml:space="preserve">Twice, by his own mouth — and finally, by his own feet. The drunk boast to a</w:t>
+        <w:t xml:space="preserve">Twice, by his own mouth, and finally, by his own feet. The drunk boast to a</w:t>
       </w:r>
       <w:r>
         <w:t xml:space="preserve"> </w:t>
@@ -1192,7 +1192,7 @@
         <w:t xml:space="preserve">R. v. Hart</w:t>
       </w:r>
       <w:r>
-        <w:t xml:space="preserve">, 2014 SCC 52 (Chapter 31) — the case</w:t>
+        <w:t xml:space="preserve">, 2014 SCC 52 (Chapter 31), the case</w:t>
       </w:r>
       <w:r>
         <w:t xml:space="preserve"> </w:t>
